--- a/backend_api/templates/vessel_truck_supervision_aligned_dates.docx
+++ b/backend_api/templates/vessel_truck_supervision_aligned_dates.docx
@@ -372,7 +372,7 @@
           <w:numId w:val="1"/>
         </w:numPr>
         <w:tabs>
-          <w:tab w:val="clear" w:pos="2126"/>
+          <w:tab w:pos="6984" w:val="left"/>
         </w:tabs>
         <w:spacing w:before="80"/>
         <w:ind w:left="4950" w:hanging="3532"/>
@@ -388,9 +388,7 @@
         </w:rPr>
         <w:t>Fechas de Arribo</w:t>
         <w:tab/>
-        <w:tab/>
-        <w:tab/>
-        <w:t xml:space="preserve">    {arrival_date}</w:t>
+        <w:t>{arrival_date}</w:t>
       </w:r>
       <w:r>
         <w:rPr>
@@ -410,7 +408,7 @@
           <w:numId w:val="1"/>
         </w:numPr>
         <w:tabs>
-          <w:tab w:val="clear" w:pos="2126"/>
+          <w:tab w:pos="6984" w:val="left"/>
         </w:tabs>
         <w:spacing w:before="80"/>
         <w:ind w:left="4950" w:hanging="3532"/>
@@ -426,9 +424,7 @@
         </w:rPr>
         <w:t>Fecha de inspección</w:t>
         <w:tab/>
-        <w:tab/>
-        <w:tab/>
-        <w:t xml:space="preserve">    {inspection_date}</w:t>
+        <w:t>{inspection_date}</w:t>
       </w:r>
       <w:r>
         <w:rPr>
@@ -500,7 +496,7 @@
           <w:numId w:val="1"/>
         </w:numPr>
         <w:tabs>
-          <w:tab w:val="clear" w:pos="2126"/>
+          <w:tab w:pos="6984" w:val="left"/>
         </w:tabs>
         <w:spacing w:before="80"/>
         <w:ind w:left="4950" w:hanging="3532"/>
@@ -516,9 +512,7 @@
         </w:rPr>
         <w:t>Supervisión Completada</w:t>
         <w:tab/>
-        <w:tab/>
-        <w:tab/>
-        <w:t xml:space="preserve">    {supervision_completed_date}</w:t>
+        <w:t>{supervision_completed_date}</w:t>
       </w:r>
       <w:r>
         <w:rPr>
